--- a/سواد_برخالی_نسخه_نهایی.docx
+++ b/سواد_برخالی_نسخه_نهایی.docx
@@ -56,20 +56,108 @@
       <w:pPr>
         <w:bidi/>
         <w:spacing w:after="100"/>
-        <w:jc w:val="both"/>
-        <w:rPr>
-          <w:rFonts w:cs="2  Nazanin"/>
-          <w:lang w:bidi="fa-IR"/>
+        <w:rPr>
+          <w:rFonts w:cs="2  Nazanin"/>
+          <w:rtl/>
         </w:rPr>
       </w:pPr>
       <w:r>
         <w:rPr>
-          <w:rFonts w:cs="2  Nazanin"/>
+          <w:rFonts w:cs="2  Nazanin" w:hint="cs"/>
           <w:b/>
           <w:bCs/>
           <w:rtl/>
         </w:rPr>
-        <w:t xml:space="preserve">نویسنده: داریوش علیپور </w:t>
+        <w:t>نویسنده</w:t>
+      </w:r>
+      <w:r>
+        <w:rPr>
+          <w:rFonts w:cs="2  Nazanin" w:hint="cs"/>
+          <w:b/>
+          <w:bCs/>
+          <w:rtl/>
+        </w:rPr>
+        <w:t xml:space="preserve">: </w:t>
+      </w:r>
+      <w:r>
+        <w:rPr>
+          <w:rFonts w:cs="2  Nazanin" w:hint="cs"/>
+          <w:rtl/>
+        </w:rPr>
+        <w:t>داریوش</w:t>
+      </w:r>
+      <w:r>
+        <w:rPr>
+          <w:rFonts w:cs="2  Nazanin"/>
+          <w:rtl/>
+        </w:rPr>
+        <w:t xml:space="preserve"> </w:t>
+      </w:r>
+      <w:r>
+        <w:rPr>
+          <w:rFonts w:cs="2  Nazanin" w:hint="cs"/>
+          <w:rtl/>
+        </w:rPr>
+        <w:t>علیپور</w:t>
+      </w:r>
+    </w:p>
+    <w:p>
+      <w:pPr>
+        <w:bidi/>
+        <w:spacing w:after="100"/>
+        <w:rPr>
+          <w:rFonts w:cs="2  Nazanin"/>
+          <w:sz w:val="22"/>
+          <w:szCs w:val="22"/>
+          <w:lang w:bidi="fa-IR"/>
+        </w:rPr>
+      </w:pPr>
+      <w:r>
+        <w:rPr>
+          <w:rFonts w:cs="2  Nazanin"/>
+          <w:b/>
+          <w:bCs/>
+          <w:rtl/>
+        </w:rPr>
+        <w:t>شناسه دیجیتال مقاله (</w:t>
+      </w:r>
+      <w:r>
+        <w:rPr>
+          <w:rFonts w:cs="2  Nazanin"/>
+          <w:b/>
+          <w:bCs/>
+          <w:sz w:val="20"/>
+          <w:szCs w:val="20"/>
+          <w:lang w:bidi="fa-IR"/>
+        </w:rPr>
+        <w:t>DOI</w:t>
+      </w:r>
+      <w:r>
+        <w:rPr>
+          <w:rFonts w:cs="2  Nazanin"/>
+          <w:b/>
+          <w:bCs/>
+          <w:rtl/>
+        </w:rPr>
+        <w:t>):</w:t>
+      </w:r>
+      <w:r>
+        <w:rPr>
+          <w:rFonts w:cs="2  Nazanin" w:hint="cs"/>
+          <w:b/>
+          <w:bCs/>
+          <w:rtl/>
+        </w:rPr>
+        <w:t xml:space="preserve"> </w:t>
+      </w:r>
+      <w:r>
+        <w:rPr>
+          <w:rFonts w:cs="2  Nazanin"/>
+          <w:sz w:val="22"/>
+          <w:szCs w:val="22"/>
+          <w:lang w:bidi="fa-IR"/>
+        </w:rPr>
+        <w:t>https://doi.org/10.5281/zenodo.22170462</w:t>
       </w:r>
     </w:p>
     <w:p>
@@ -1368,6 +1456,7 @@
                               <w:rPr>
                                 <w:rFonts w:cs="2  Nazanin"/>
                                 <w:noProof/>
+                                <w:lang w:bidi="fa-IR"/>
                               </w:rPr>
                             </w:pPr>
                             <w:r>
@@ -1426,6 +1515,7 @@
                         <w:rPr>
                           <w:rFonts w:cs="2  Nazanin"/>
                           <w:noProof/>
+                          <w:lang w:bidi="fa-IR"/>
                         </w:rPr>
                       </w:pPr>
                       <w:r>
@@ -1491,7 +1581,7 @@
                     </pic:cNvPicPr>
                   </pic:nvPicPr>
                   <pic:blipFill>
-                    <a:blip r:embed="rId4" cstate="print">
+                    <a:blip r:embed="rId6" cstate="print">
                       <a:extLst>
                         <a:ext uri="{28A0092B-C50C-407E-A947-70E740481C1C}">
                           <a14:useLocalDpi xmlns:a14="http://schemas.microsoft.com/office/drawing/2010/main" val="0"/>
@@ -2232,9 +2322,25 @@
       <w:r>
         <w:rPr>
           <w:rFonts w:cs="2  Nazanin"/>
-          <w:lang w:bidi="fa-IR"/>
-        </w:rPr>
-        <w:t xml:space="preserve"> (Fractal)</w:t>
+          <w:rtl/>
+          <w:lang w:bidi="fa-IR"/>
+        </w:rPr>
+        <w:t xml:space="preserve"> (</w:t>
+      </w:r>
+      <w:r>
+        <w:rPr>
+          <w:rFonts w:cs="2  Nazanin"/>
+          <w:lang w:bidi="fa-IR"/>
+        </w:rPr>
+        <w:t>Fractal</w:t>
+      </w:r>
+      <w:r>
+        <w:rPr>
+          <w:rFonts w:cs="2  Nazanin"/>
+          <w:rtl/>
+          <w:lang w:bidi="fa-IR"/>
+        </w:rPr>
+        <w:t>)</w:t>
       </w:r>
       <w:r>
         <w:rPr>
@@ -2290,6 +2396,7 @@
           <w:rFonts w:cs="2  Nazanin" w:hint="cs"/>
           <w:rtl/>
         </w:rPr>
+        <w:lastRenderedPageBreak/>
         <w:t>پنهان</w:t>
       </w:r>
       <w:r>
@@ -2593,11 +2700,16 @@
         <w:bidi/>
         <w:spacing w:after="100"/>
         <w:jc w:val="center"/>
+        <w:rPr>
+          <w:lang w:bidi="fa-IR"/>
+        </w:rPr>
       </w:pPr>
       <w:r>
         <w:rPr>
           <w:rFonts w:cs="2  Nazanin"/>
           <w:noProof/>
+          <w:rtl/>
+          <w:lang w:bidi="fa-IR"/>
         </w:rPr>
         <w:drawing>
           <wp:inline distT="0" distB="0" distL="0" distR="0" wp14:anchorId="31D03636" wp14:editId="6615E571">
@@ -2617,7 +2729,7 @@
                     </pic:cNvPicPr>
                   </pic:nvPicPr>
                   <pic:blipFill>
-                    <a:blip r:embed="rId5" cstate="print">
+                    <a:blip r:embed="rId7" cstate="print">
                       <a:extLst>
                         <a:ext uri="{28A0092B-C50C-407E-A947-70E740481C1C}">
                           <a14:useLocalDpi xmlns:a14="http://schemas.microsoft.com/office/drawing/2010/main" val="0"/>
@@ -8154,7 +8266,6 @@
       <w:pPr>
         <w:bidi/>
         <w:spacing w:after="100"/>
-        <w:jc w:val="right"/>
         <w:rPr>
           <w:rFonts w:cs="2  Nazanin"/>
           <w:rtl/>
@@ -8242,10 +8353,26 @@
       </w:pPr>
       <w:r>
         <w:rPr>
-          <w:rFonts w:cs="2  Nazanin"/>
-          <w:lang w:bidi="fa-IR"/>
-        </w:rPr>
-        <w:t xml:space="preserve">• Mandelbrot, B. B. (1982). </w:t>
+          <w:rFonts w:ascii="Arial" w:hAnsi="Arial" w:cs="Arial" w:hint="cs"/>
+          <w:rtl/>
+          <w:lang w:bidi="fa-IR"/>
+        </w:rPr>
+        <w:t>•</w:t>
+      </w:r>
+      <w:r>
+        <w:rPr>
+          <w:rFonts w:cs="2  Nazanin"/>
+          <w:rtl/>
+          <w:lang w:bidi="fa-IR"/>
+        </w:rPr>
+        <w:t xml:space="preserve"> </w:t>
+      </w:r>
+      <w:r>
+        <w:rPr>
+          <w:rFonts w:cs="2  Nazanin"/>
+          <w:lang w:bidi="fa-IR"/>
+        </w:rPr>
+        <w:t xml:space="preserve">Mandelbrot, B. B. (1982). </w:t>
       </w:r>
       <w:r>
         <w:rPr>
@@ -8261,7 +8388,15 @@
           <w:rFonts w:cs="2  Nazanin"/>
           <w:lang w:bidi="fa-IR"/>
         </w:rPr>
-        <w:t>. W. H. Freeman.</w:t>
+        <w:t>. W. H. Freeman</w:t>
+      </w:r>
+      <w:r>
+        <w:rPr>
+          <w:rFonts w:cs="2  Nazanin"/>
+          <w:rtl/>
+          <w:lang w:bidi="fa-IR"/>
+        </w:rPr>
+        <w:t>.</w:t>
       </w:r>
     </w:p>
     <w:p>
@@ -8274,10 +8409,26 @@
       </w:pPr>
       <w:r>
         <w:rPr>
-          <w:rFonts w:cs="2  Nazanin"/>
-          <w:lang w:bidi="fa-IR"/>
-        </w:rPr>
-        <w:t xml:space="preserve">• Sohl-Dickstein, J. (2024a). The boundary of neural network trainability is fractal. </w:t>
+          <w:rFonts w:ascii="Arial" w:hAnsi="Arial" w:cs="Arial" w:hint="cs"/>
+          <w:rtl/>
+          <w:lang w:bidi="fa-IR"/>
+        </w:rPr>
+        <w:t>•</w:t>
+      </w:r>
+      <w:r>
+        <w:rPr>
+          <w:rFonts w:cs="2  Nazanin"/>
+          <w:rtl/>
+          <w:lang w:bidi="fa-IR"/>
+        </w:rPr>
+        <w:t xml:space="preserve"> </w:t>
+      </w:r>
+      <w:r>
+        <w:rPr>
+          <w:rFonts w:cs="2  Nazanin"/>
+          <w:lang w:bidi="fa-IR"/>
+        </w:rPr>
+        <w:t xml:space="preserve">Sohl-Dickstein, J. (2024a). The boundary of neural network trainability is fractal. </w:t>
       </w:r>
       <w:proofErr w:type="spellStart"/>
       <w:r>
@@ -8315,12 +8466,28 @@
       </w:pPr>
       <w:r>
         <w:rPr>
-          <w:rFonts w:cs="2  Nazanin"/>
-          <w:lang w:bidi="fa-IR"/>
-        </w:rPr>
-        <w:t xml:space="preserve">• Sohl-Dickstein, J. (2024b). Neural network training makes beautiful fractals. Retrieved from </w:t>
-      </w:r>
-      <w:hyperlink r:id="rId6" w:tgtFrame="_blank" w:history="1">
+          <w:rFonts w:ascii="Arial" w:hAnsi="Arial" w:cs="Arial" w:hint="cs"/>
+          <w:rtl/>
+          <w:lang w:bidi="fa-IR"/>
+        </w:rPr>
+        <w:t>•</w:t>
+      </w:r>
+      <w:r>
+        <w:rPr>
+          <w:rFonts w:cs="2  Nazanin"/>
+          <w:rtl/>
+          <w:lang w:bidi="fa-IR"/>
+        </w:rPr>
+        <w:t xml:space="preserve"> </w:t>
+      </w:r>
+      <w:r>
+        <w:rPr>
+          <w:rFonts w:cs="2  Nazanin"/>
+          <w:lang w:bidi="fa-IR"/>
+        </w:rPr>
+        <w:t xml:space="preserve">Sohl-Dickstein, J. (2024b). Neural network training makes beautiful fractals. Retrieved from </w:t>
+      </w:r>
+      <w:hyperlink r:id="rId8" w:tgtFrame="_blank" w:history="1">
         <w:r>
           <w:rPr>
             <w:rStyle w:val="Hyperlink"/>
@@ -8342,10 +8509,26 @@
       </w:pPr>
       <w:r>
         <w:rPr>
-          <w:rFonts w:cs="2  Nazanin"/>
-          <w:lang w:bidi="fa-IR"/>
-        </w:rPr>
-        <w:t xml:space="preserve">• West, B. J., Culbreth, G., Dunbar, R. I. M., &amp; </w:t>
+          <w:rFonts w:ascii="Arial" w:hAnsi="Arial" w:cs="Arial" w:hint="cs"/>
+          <w:rtl/>
+          <w:lang w:bidi="fa-IR"/>
+        </w:rPr>
+        <w:t>•</w:t>
+      </w:r>
+      <w:r>
+        <w:rPr>
+          <w:rFonts w:cs="2  Nazanin"/>
+          <w:rtl/>
+          <w:lang w:bidi="fa-IR"/>
+        </w:rPr>
+        <w:t xml:space="preserve"> </w:t>
+      </w:r>
+      <w:r>
+        <w:rPr>
+          <w:rFonts w:cs="2  Nazanin"/>
+          <w:lang w:bidi="fa-IR"/>
+        </w:rPr>
+        <w:t xml:space="preserve">West, B. J., Culbreth, G., Dunbar, R. I. M., &amp; </w:t>
       </w:r>
       <w:proofErr w:type="spellStart"/>
       <w:r>
@@ -8379,7 +8562,7 @@
         </w:rPr>
         <w:t xml:space="preserve">, 479(2274). </w:t>
       </w:r>
-      <w:hyperlink r:id="rId7" w:tgtFrame="_blank" w:history="1">
+      <w:hyperlink r:id="rId9" w:tgtFrame="_blank" w:history="1">
         <w:r>
           <w:rPr>
             <w:rStyle w:val="Hyperlink"/>
@@ -8401,6 +8584,229 @@
           <w:lang w:bidi="fa-IR"/>
         </w:rPr>
       </w:pPr>
+    </w:p>
+    <w:p>
+      <w:pPr>
+        <w:bidi/>
+        <w:spacing w:after="100"/>
+        <w:jc w:val="both"/>
+        <w:rPr>
+          <w:rFonts w:cs="2  Nazanin"/>
+          <w:b/>
+          <w:bCs/>
+          <w:rtl/>
+        </w:rPr>
+      </w:pPr>
+      <w:r>
+        <w:rPr>
+          <w:rFonts w:cs="2  Nazanin"/>
+          <w:b/>
+          <w:bCs/>
+          <w:rtl/>
+        </w:rPr>
+        <w:t>شیوه پیشنهادی استناد</w:t>
+      </w:r>
+      <w:r>
+        <w:rPr>
+          <w:rFonts w:cs="2  Nazanin" w:hint="cs"/>
+          <w:b/>
+          <w:bCs/>
+          <w:rtl/>
+        </w:rPr>
+        <w:t>:</w:t>
+      </w:r>
+    </w:p>
+    <w:p>
+      <w:pPr>
+        <w:bidi/>
+        <w:spacing w:after="0" w:line="240" w:lineRule="auto"/>
+        <w:jc w:val="right"/>
+        <w:rPr>
+          <w:rFonts w:cs="2  Nazanin"/>
+          <w:lang w:bidi="fa-IR"/>
+        </w:rPr>
+      </w:pPr>
+      <w:r>
+        <w:rPr>
+          <w:rFonts w:cs="2  Nazanin" w:hint="cs"/>
+          <w:rtl/>
+          <w:lang w:bidi="fa-IR"/>
+        </w:rPr>
+        <w:t>علیپور،</w:t>
+      </w:r>
+      <w:r>
+        <w:rPr>
+          <w:rFonts w:cs="2  Nazanin"/>
+          <w:rtl/>
+          <w:lang w:bidi="fa-IR"/>
+        </w:rPr>
+        <w:t xml:space="preserve"> </w:t>
+      </w:r>
+      <w:r>
+        <w:rPr>
+          <w:rFonts w:cs="2  Nazanin" w:hint="cs"/>
+          <w:rtl/>
+          <w:lang w:bidi="fa-IR"/>
+        </w:rPr>
+        <w:t>داریوش</w:t>
+      </w:r>
+      <w:r>
+        <w:rPr>
+          <w:rFonts w:cs="2  Nazanin"/>
+          <w:rtl/>
+          <w:lang w:bidi="fa-IR"/>
+        </w:rPr>
+        <w:t xml:space="preserve">. (۲۰۲۶). </w:t>
+      </w:r>
+      <w:r>
+        <w:rPr>
+          <w:rFonts w:cs="2  Nazanin" w:hint="cs"/>
+          <w:rtl/>
+          <w:lang w:bidi="fa-IR"/>
+        </w:rPr>
+        <w:t>سواد</w:t>
+      </w:r>
+      <w:r>
+        <w:rPr>
+          <w:rFonts w:cs="2  Nazanin"/>
+          <w:rtl/>
+          <w:lang w:bidi="fa-IR"/>
+        </w:rPr>
+        <w:t xml:space="preserve"> </w:t>
+      </w:r>
+      <w:r>
+        <w:rPr>
+          <w:rFonts w:cs="2  Nazanin" w:hint="cs"/>
+          <w:rtl/>
+          <w:lang w:bidi="fa-IR"/>
+        </w:rPr>
+        <w:t>برخالی؛</w:t>
+      </w:r>
+      <w:r>
+        <w:rPr>
+          <w:rFonts w:cs="2  Nazanin"/>
+          <w:rtl/>
+          <w:lang w:bidi="fa-IR"/>
+        </w:rPr>
+        <w:t xml:space="preserve"> </w:t>
+      </w:r>
+      <w:r>
+        <w:rPr>
+          <w:rFonts w:cs="2  Nazanin" w:hint="cs"/>
+          <w:rtl/>
+          <w:lang w:bidi="fa-IR"/>
+        </w:rPr>
+        <w:t>زبان</w:t>
+      </w:r>
+      <w:r>
+        <w:rPr>
+          <w:rFonts w:cs="2  Nazanin"/>
+          <w:rtl/>
+          <w:lang w:bidi="fa-IR"/>
+        </w:rPr>
+        <w:t xml:space="preserve"> </w:t>
+      </w:r>
+      <w:r>
+        <w:rPr>
+          <w:rFonts w:cs="2  Nazanin" w:hint="cs"/>
+          <w:rtl/>
+          <w:lang w:bidi="fa-IR"/>
+        </w:rPr>
+        <w:t>پنهان</w:t>
+      </w:r>
+      <w:r>
+        <w:rPr>
+          <w:rFonts w:cs="2  Nazanin"/>
+          <w:rtl/>
+          <w:lang w:bidi="fa-IR"/>
+        </w:rPr>
+        <w:t xml:space="preserve"> </w:t>
+      </w:r>
+      <w:r>
+        <w:rPr>
+          <w:rFonts w:cs="2  Nazanin" w:hint="cs"/>
+          <w:rtl/>
+          <w:lang w:bidi="fa-IR"/>
+        </w:rPr>
+        <w:t>طبیعت</w:t>
+      </w:r>
+    </w:p>
+    <w:p>
+      <w:pPr>
+        <w:bidi/>
+        <w:spacing w:after="0" w:line="240" w:lineRule="auto"/>
+        <w:jc w:val="right"/>
+        <w:rPr>
+          <w:rFonts w:cs="2  Nazanin"/>
+          <w:lang w:bidi="fa-IR"/>
+        </w:rPr>
+      </w:pPr>
+      <w:r>
+        <w:rPr>
+          <w:rFonts w:cs="2  Nazanin"/>
+          <w:rtl/>
+          <w:lang w:bidi="fa-IR"/>
+        </w:rPr>
+        <w:t>(</w:t>
+      </w:r>
+      <w:r>
+        <w:rPr>
+          <w:rFonts w:cs="2  Nazanin" w:hint="cs"/>
+          <w:rtl/>
+          <w:lang w:bidi="fa-IR"/>
+        </w:rPr>
+        <w:t>نسخه</w:t>
+      </w:r>
+      <w:r>
+        <w:rPr>
+          <w:rFonts w:cs="2  Nazanin"/>
+          <w:rtl/>
+          <w:lang w:bidi="fa-IR"/>
+        </w:rPr>
+        <w:t xml:space="preserve"> 1.0.1). </w:t>
+      </w:r>
+      <w:proofErr w:type="spellStart"/>
+      <w:r>
+        <w:rPr>
+          <w:rFonts w:cs="2  Nazanin"/>
+          <w:sz w:val="20"/>
+          <w:szCs w:val="20"/>
+          <w:lang w:bidi="fa-IR"/>
+        </w:rPr>
+        <w:t>Zenodo</w:t>
+      </w:r>
+      <w:proofErr w:type="spellEnd"/>
+      <w:r>
+        <w:rPr>
+          <w:rFonts w:cs="2  Nazanin"/>
+          <w:rtl/>
+          <w:lang w:bidi="fa-IR"/>
+        </w:rPr>
+        <w:t>.</w:t>
+      </w:r>
+    </w:p>
+    <w:p>
+      <w:pPr>
+        <w:bidi/>
+        <w:spacing w:after="0" w:line="240" w:lineRule="auto"/>
+        <w:jc w:val="right"/>
+        <w:rPr>
+          <w:rFonts w:cs="2  Nazanin"/>
+          <w:sz w:val="20"/>
+          <w:szCs w:val="20"/>
+          <w:rtl/>
+          <w:lang w:bidi="fa-IR"/>
+        </w:rPr>
+      </w:pPr>
+      <w:r>
+        <w:rPr>
+          <w:rFonts w:cs="2  Nazanin"/>
+          <w:sz w:val="20"/>
+          <w:szCs w:val="20"/>
+          <w:lang w:bidi="fa-IR"/>
+        </w:rPr>
+        <w:t>https://doi.org/10.5281/zenodo.22170462</w:t>
+      </w:r>
     </w:p>
     <w:p>
       <w:pPr>
@@ -8466,7 +8872,7 @@
                     </pic:cNvPicPr>
                   </pic:nvPicPr>
                   <pic:blipFill rotWithShape="1">
-                    <a:blip r:embed="rId8" cstate="print">
+                    <a:blip r:embed="rId10" cstate="print">
                       <a:extLst>
                         <a:ext uri="{28A0092B-C50C-407E-A947-70E740481C1C}">
                           <a14:useLocalDpi xmlns:a14="http://schemas.microsoft.com/office/drawing/2010/main" val="0"/>
@@ -8536,6 +8942,7 @@
       <w:r>
         <w:rPr>
           <w:rFonts w:cs="2  Nazanin"/>
+          <w:rtl/>
           <w:lang w:bidi="fa-IR"/>
         </w:rPr>
         <w:t>.</w:t>
@@ -8554,13 +8961,146 @@
       </w:pPr>
     </w:p>
     <w:sectPr>
+      <w:footerReference w:type="default" r:id="rId11"/>
       <w:pgSz w:w="11906" w:h="16838"/>
       <w:pgMar w:top="1417" w:right="1417" w:bottom="1417" w:left="1417" w:header="720" w:footer="720" w:gutter="0"/>
       <w:cols w:space="720"/>
+      <w:titlePg/>
       <w:docGrid w:linePitch="360"/>
     </w:sectPr>
   </w:body>
 </w:document>
+</file>
+
+<file path=word/endnotes.xml><?xml version="1.0" encoding="utf-8"?>
+<w:endnotes xmlns:wpc="http://schemas.microsoft.com/office/word/2010/wordprocessingCanvas" xmlns:cx="http://schemas.microsoft.com/office/drawing/2014/chartex" xmlns:cx1="http://schemas.microsoft.com/office/drawing/2015/9/8/chartex" xmlns:cx2="http://schemas.microsoft.com/office/drawing/2015/10/21/chartex" xmlns:cx3="http://schemas.microsoft.com/office/drawing/2016/5/9/chartex" xmlns:cx4="http://schemas.microsoft.com/office/drawing/2016/5/10/chartex" xmlns:cx5="http://schemas.microsoft.com/office/drawing/2016/5/11/chartex" xmlns:cx6="http://schemas.microsoft.com/office/drawing/2016/5/12/chartex" xmlns:cx7="http://schemas.microsoft.com/office/drawing/2016/5/13/chartex" xmlns:cx8="http://schemas.microsoft.com/office/drawing/2016/5/14/chartex" xmlns:mc="http://schemas.openxmlformats.org/markup-compatibility/2006" xmlns:aink="http://schemas.microsoft.com/office/drawing/2016/ink" xmlns:am3d="http://schemas.microsoft.com/office/drawing/2017/model3d" xmlns:o="urn:schemas-microsoft-com:office:office" xmlns:oel="http://schemas.microsoft.com/office/2019/extlst" xmlns:r="http://schemas.openxmlformats.org/officeDocument/2006/relationships" xmlns:m="http://schemas.openxmlformats.org/officeDocument/2006/math" xmlns:v="urn:schemas-microsoft-com:vml" xmlns:wp14="http://schemas.microsoft.com/office/word/2010/wordprocessingDrawing" xmlns:wp="http://schemas.openxmlformats.org/drawingml/2006/wordprocessingDrawing" xmlns:w10="urn:schemas-microsoft-com:office:word" xmlns:w="http://schemas.openxmlformats.org/wordprocessingml/2006/main" xmlns:w14="http://schemas.microsoft.com/office/word/2010/wordml" xmlns:w15="http://schemas.microsoft.com/office/word/2012/wordml" xmlns:w16cex="http://schemas.microsoft.com/office/word/2018/wordml/cex" xmlns:w16cid="http://schemas.microsoft.com/office/word/2016/wordml/cid" xmlns:w16="http://schemas.microsoft.com/office/word/2018/wordml" xmlns:w16du="http://schemas.microsoft.com/office/word/2023/wordml/word16du" xmlns:w16sdtdh="http://schemas.microsoft.com/office/word/2020/wordml/sdtdatahash" xmlns:w16sdtfl="http://schemas.microsoft.com/office/word/2024/wordml/sdtformatlock" xmlns:w16se="http://schemas.microsoft.com/office/word/2015/wordml/symex" xmlns:wpg="http://schemas.microsoft.com/office/word/2010/wordprocessingGroup" xmlns:wpi="http://schemas.microsoft.com/office/word/2010/wordprocessingInk" xmlns:wne="http://schemas.microsoft.com/office/word/2006/wordml" xmlns:wps="http://schemas.microsoft.com/office/word/2010/wordprocessingShape" mc:Ignorable="w14 w15 w16se w16cid w16 w16cex w16sdtdh w16sdtfl w16du wp14">
+  <w:endnote w:type="separator" w:id="-1">
+    <w:p>
+      <w:pPr>
+        <w:spacing w:after="0" w:line="240" w:lineRule="auto"/>
+      </w:pPr>
+      <w:r>
+        <w:separator/>
+      </w:r>
+    </w:p>
+  </w:endnote>
+  <w:endnote w:type="continuationSeparator" w:id="0">
+    <w:p>
+      <w:pPr>
+        <w:spacing w:after="0" w:line="240" w:lineRule="auto"/>
+      </w:pPr>
+      <w:r>
+        <w:continuationSeparator/>
+      </w:r>
+    </w:p>
+  </w:endnote>
+</w:endnotes>
+</file>
+
+<file path=word/footer1.xml><?xml version="1.0" encoding="utf-8"?>
+<w:ftr xmlns:wpc="http://schemas.microsoft.com/office/word/2010/wordprocessingCanvas" xmlns:cx="http://schemas.microsoft.com/office/drawing/2014/chartex" xmlns:cx1="http://schemas.microsoft.com/office/drawing/2015/9/8/chartex" xmlns:cx2="http://schemas.microsoft.com/office/drawing/2015/10/21/chartex" xmlns:cx3="http://schemas.microsoft.com/office/drawing/2016/5/9/chartex" xmlns:cx4="http://schemas.microsoft.com/office/drawing/2016/5/10/chartex" xmlns:cx5="http://schemas.microsoft.com/office/drawing/2016/5/11/chartex" xmlns:cx6="http://schemas.microsoft.com/office/drawing/2016/5/12/chartex" xmlns:cx7="http://schemas.microsoft.com/office/drawing/2016/5/13/chartex" xmlns:cx8="http://schemas.microsoft.com/office/drawing/2016/5/14/chartex" xmlns:mc="http://schemas.openxmlformats.org/markup-compatibility/2006" xmlns:aink="http://schemas.microsoft.com/office/drawing/2016/ink" xmlns:am3d="http://schemas.microsoft.com/office/drawing/2017/model3d" xmlns:o="urn:schemas-microsoft-com:office:office" xmlns:oel="http://schemas.microsoft.com/office/2019/extlst" xmlns:r="http://schemas.openxmlformats.org/officeDocument/2006/relationships" xmlns:m="http://schemas.openxmlformats.org/officeDocument/2006/math" xmlns:v="urn:schemas-microsoft-com:vml" xmlns:wp14="http://schemas.microsoft.com/office/word/2010/wordprocessingDrawing" xmlns:wp="http://schemas.openxmlformats.org/drawingml/2006/wordprocessingDrawing" xmlns:w10="urn:schemas-microsoft-com:office:word" xmlns:w="http://schemas.openxmlformats.org/wordprocessingml/2006/main" xmlns:w14="http://schemas.microsoft.com/office/word/2010/wordml" xmlns:w15="http://schemas.microsoft.com/office/word/2012/wordml" xmlns:w16cex="http://schemas.microsoft.com/office/word/2018/wordml/cex" xmlns:w16cid="http://schemas.microsoft.com/office/word/2016/wordml/cid" xmlns:w16="http://schemas.microsoft.com/office/word/2018/wordml" xmlns:w16du="http://schemas.microsoft.com/office/word/2023/wordml/word16du" xmlns:w16sdtdh="http://schemas.microsoft.com/office/word/2020/wordml/sdtdatahash" xmlns:w16sdtfl="http://schemas.microsoft.com/office/word/2024/wordml/sdtformatlock" xmlns:w16se="http://schemas.microsoft.com/office/word/2015/wordml/symex" xmlns:wpg="http://schemas.microsoft.com/office/word/2010/wordprocessingGroup" xmlns:wpi="http://schemas.microsoft.com/office/word/2010/wordprocessingInk" xmlns:wne="http://schemas.microsoft.com/office/word/2006/wordml" xmlns:wps="http://schemas.microsoft.com/office/word/2010/wordprocessingShape" mc:Ignorable="w14 w15 w16se w16cid w16 w16cex w16sdtdh w16sdtfl w16du wp14">
+  <w:sdt>
+    <w:sdtPr>
+      <w:id w:val="1875660045"/>
+      <w:docPartObj>
+        <w:docPartGallery w:val="Page Numbers (Bottom of Page)"/>
+        <w:docPartUnique/>
+      </w:docPartObj>
+    </w:sdtPr>
+    <w:sdtEndPr>
+      <w:rPr>
+        <w:noProof/>
+        <w:lang w:bidi="fa-IR"/>
+      </w:rPr>
+    </w:sdtEndPr>
+    <w:sdtContent>
+      <w:p>
+        <w:pPr>
+          <w:pStyle w:val="Footer"/>
+          <w:jc w:val="center"/>
+          <w:rPr>
+            <w:lang w:bidi="fa-IR"/>
+          </w:rPr>
+        </w:pPr>
+        <w:r>
+          <w:rPr>
+            <w:rtl/>
+            <w:lang w:bidi="fa-IR"/>
+          </w:rPr>
+          <w:fldChar w:fldCharType="begin"/>
+        </w:r>
+        <w:r>
+          <w:rPr>
+            <w:rtl/>
+            <w:lang w:bidi="fa-IR"/>
+          </w:rPr>
+          <w:instrText xml:space="preserve"> </w:instrText>
+        </w:r>
+        <w:r>
+          <w:rPr>
+            <w:lang w:bidi="fa-IR"/>
+          </w:rPr>
+          <w:instrText xml:space="preserve">PAGE   \* MERGEFORMAT </w:instrText>
+        </w:r>
+        <w:r>
+          <w:rPr>
+            <w:lang w:bidi="fa-IR"/>
+          </w:rPr>
+          <w:fldChar w:fldCharType="separate"/>
+        </w:r>
+        <w:r>
+          <w:rPr>
+            <w:noProof/>
+            <w:rtl/>
+            <w:lang w:bidi="fa-IR"/>
+          </w:rPr>
+          <w:t>2</w:t>
+        </w:r>
+        <w:r>
+          <w:rPr>
+            <w:noProof/>
+            <w:rtl/>
+            <w:lang w:bidi="fa-IR"/>
+          </w:rPr>
+          <w:fldChar w:fldCharType="end"/>
+        </w:r>
+      </w:p>
+    </w:sdtContent>
+  </w:sdt>
+  <w:p>
+    <w:pPr>
+      <w:pStyle w:val="Footer"/>
+      <w:rPr>
+        <w:lang w:bidi="fa-IR"/>
+      </w:rPr>
+    </w:pPr>
+  </w:p>
+</w:ftr>
+</file>
+
+<file path=word/footnotes.xml><?xml version="1.0" encoding="utf-8"?>
+<w:footnotes xmlns:wpc="http://schemas.microsoft.com/office/word/2010/wordprocessingCanvas" xmlns:cx="http://schemas.microsoft.com/office/drawing/2014/chartex" xmlns:cx1="http://schemas.microsoft.com/office/drawing/2015/9/8/chartex" xmlns:cx2="http://schemas.microsoft.com/office/drawing/2015/10/21/chartex" xmlns:cx3="http://schemas.microsoft.com/office/drawing/2016/5/9/chartex" xmlns:cx4="http://schemas.microsoft.com/office/drawing/2016/5/10/chartex" xmlns:cx5="http://schemas.microsoft.com/office/drawing/2016/5/11/chartex" xmlns:cx6="http://schemas.microsoft.com/office/drawing/2016/5/12/chartex" xmlns:cx7="http://schemas.microsoft.com/office/drawing/2016/5/13/chartex" xmlns:cx8="http://schemas.microsoft.com/office/drawing/2016/5/14/chartex" xmlns:mc="http://schemas.openxmlformats.org/markup-compatibility/2006" xmlns:aink="http://schemas.microsoft.com/office/drawing/2016/ink" xmlns:am3d="http://schemas.microsoft.com/office/drawing/2017/model3d" xmlns:o="urn:schemas-microsoft-com:office:office" xmlns:oel="http://schemas.microsoft.com/office/2019/extlst" xmlns:r="http://schemas.openxmlformats.org/officeDocument/2006/relationships" xmlns:m="http://schemas.openxmlformats.org/officeDocument/2006/math" xmlns:v="urn:schemas-microsoft-com:vml" xmlns:wp14="http://schemas.microsoft.com/office/word/2010/wordprocessingDrawing" xmlns:wp="http://schemas.openxmlformats.org/drawingml/2006/wordprocessingDrawing" xmlns:w10="urn:schemas-microsoft-com:office:word" xmlns:w="http://schemas.openxmlformats.org/wordprocessingml/2006/main" xmlns:w14="http://schemas.microsoft.com/office/word/2010/wordml" xmlns:w15="http://schemas.microsoft.com/office/word/2012/wordml" xmlns:w16cex="http://schemas.microsoft.com/office/word/2018/wordml/cex" xmlns:w16cid="http://schemas.microsoft.com/office/word/2016/wordml/cid" xmlns:w16="http://schemas.microsoft.com/office/word/2018/wordml" xmlns:w16du="http://schemas.microsoft.com/office/word/2023/wordml/word16du" xmlns:w16sdtdh="http://schemas.microsoft.com/office/word/2020/wordml/sdtdatahash" xmlns:w16sdtfl="http://schemas.microsoft.com/office/word/2024/wordml/sdtformatlock" xmlns:w16se="http://schemas.microsoft.com/office/word/2015/wordml/symex" xmlns:wpg="http://schemas.microsoft.com/office/word/2010/wordprocessingGroup" xmlns:wpi="http://schemas.microsoft.com/office/word/2010/wordprocessingInk" xmlns:wne="http://schemas.microsoft.com/office/word/2006/wordml" xmlns:wps="http://schemas.microsoft.com/office/word/2010/wordprocessingShape" mc:Ignorable="w14 w15 w16se w16cid w16 w16cex w16sdtdh w16sdtfl w16du wp14">
+  <w:footnote w:type="separator" w:id="-1">
+    <w:p>
+      <w:pPr>
+        <w:spacing w:after="0" w:line="240" w:lineRule="auto"/>
+      </w:pPr>
+      <w:r>
+        <w:separator/>
+      </w:r>
+    </w:p>
+  </w:footnote>
+  <w:footnote w:type="continuationSeparator" w:id="0">
+    <w:p>
+      <w:pPr>
+        <w:spacing w:after="0" w:line="240" w:lineRule="auto"/>
+      </w:pPr>
+      <w:r>
+        <w:continuationSeparator/>
+      </w:r>
+    </w:p>
+  </w:footnote>
+</w:footnotes>
 </file>
 
 <file path=word/styles.xml><?xml version="1.0" encoding="utf-8"?>
@@ -9532,6 +10072,50 @@
       <w:szCs w:val="18"/>
     </w:rPr>
   </w:style>
+  <w:style w:type="paragraph" w:styleId="Header">
+    <w:name w:val="header"/>
+    <w:basedOn w:val="Normal"/>
+    <w:link w:val="HeaderChar"/>
+    <w:uiPriority w:val="99"/>
+    <w:unhideWhenUsed/>
+    <w:rsid w:val="003A376E"/>
+    <w:pPr>
+      <w:tabs>
+        <w:tab w:val="center" w:pos="4680"/>
+        <w:tab w:val="right" w:pos="9360"/>
+      </w:tabs>
+      <w:spacing w:after="0" w:line="240" w:lineRule="auto"/>
+    </w:pPr>
+  </w:style>
+  <w:style w:type="character" w:customStyle="1" w:styleId="HeaderChar">
+    <w:name w:val="Header Char"/>
+    <w:basedOn w:val="DefaultParagraphFont"/>
+    <w:link w:val="Header"/>
+    <w:uiPriority w:val="99"/>
+    <w:rsid w:val="003A376E"/>
+  </w:style>
+  <w:style w:type="paragraph" w:styleId="Footer">
+    <w:name w:val="footer"/>
+    <w:basedOn w:val="Normal"/>
+    <w:link w:val="FooterChar"/>
+    <w:uiPriority w:val="99"/>
+    <w:unhideWhenUsed/>
+    <w:rsid w:val="003A376E"/>
+    <w:pPr>
+      <w:tabs>
+        <w:tab w:val="center" w:pos="4680"/>
+        <w:tab w:val="right" w:pos="9360"/>
+      </w:tabs>
+      <w:spacing w:after="0" w:line="240" w:lineRule="auto"/>
+    </w:pPr>
+  </w:style>
+  <w:style w:type="character" w:customStyle="1" w:styleId="FooterChar">
+    <w:name w:val="Footer Char"/>
+    <w:basedOn w:val="DefaultParagraphFont"/>
+    <w:link w:val="Footer"/>
+    <w:uiPriority w:val="99"/>
+    <w:rsid w:val="003A376E"/>
+  </w:style>
 </w:styles>
 </file>
 

--- a/سواد_برخالی_نسخه_نهایی.docx
+++ b/سواد_برخالی_نسخه_نهایی.docx
@@ -2325,11 +2325,23 @@
           <w:rtl/>
           <w:lang w:bidi="fa-IR"/>
         </w:rPr>
-        <w:t xml:space="preserve"> (</w:t>
-      </w:r>
-      <w:r>
-        <w:rPr>
-          <w:rFonts w:cs="2  Nazanin"/>
+        <w:t xml:space="preserve"> </w:t>
+      </w:r>
+      <w:r>
+        <w:rPr>
+          <w:rFonts w:cs="2  Nazanin"/>
+          <w:sz w:val="20"/>
+          <w:szCs w:val="20"/>
+          <w:rtl/>
+          <w:lang w:bidi="fa-IR"/>
+        </w:rPr>
+        <w:t>(</w:t>
+      </w:r>
+      <w:r>
+        <w:rPr>
+          <w:rFonts w:cs="2  Nazanin"/>
+          <w:sz w:val="20"/>
+          <w:szCs w:val="20"/>
           <w:lang w:bidi="fa-IR"/>
         </w:rPr>
         <w:t>Fractal</w:t>
@@ -2337,6 +2349,8 @@
       <w:r>
         <w:rPr>
           <w:rFonts w:cs="2  Nazanin"/>
+          <w:sz w:val="20"/>
+          <w:szCs w:val="20"/>
           <w:rtl/>
           <w:lang w:bidi="fa-IR"/>
         </w:rPr>
@@ -2396,21 +2410,21 @@
           <w:rFonts w:cs="2  Nazanin" w:hint="cs"/>
           <w:rtl/>
         </w:rPr>
+        <w:t>پنهان</w:t>
+      </w:r>
+      <w:r>
+        <w:rPr>
+          <w:rFonts w:cs="2  Nazanin"/>
+          <w:rtl/>
+        </w:rPr>
+        <w:t xml:space="preserve"> </w:t>
+      </w:r>
+      <w:r>
+        <w:rPr>
+          <w:rFonts w:cs="2  Nazanin" w:hint="cs"/>
+          <w:rtl/>
+        </w:rPr>
         <w:lastRenderedPageBreak/>
-        <w:t>پنهان</w:t>
-      </w:r>
-      <w:r>
-        <w:rPr>
-          <w:rFonts w:cs="2  Nazanin"/>
-          <w:rtl/>
-        </w:rPr>
-        <w:t xml:space="preserve"> </w:t>
-      </w:r>
-      <w:r>
-        <w:rPr>
-          <w:rFonts w:cs="2  Nazanin" w:hint="cs"/>
-          <w:rtl/>
-        </w:rPr>
         <w:t>در</w:t>
       </w:r>
       <w:r>
@@ -3029,11 +3043,23 @@
           <w:rtl/>
           <w:lang w:bidi="fa-IR"/>
         </w:rPr>
-        <w:t>» (</w:t>
-      </w:r>
-      <w:r>
-        <w:rPr>
-          <w:rFonts w:cs="2  Nazanin"/>
+        <w:t xml:space="preserve">» </w:t>
+      </w:r>
+      <w:r>
+        <w:rPr>
+          <w:rFonts w:cs="2  Nazanin"/>
+          <w:sz w:val="20"/>
+          <w:szCs w:val="20"/>
+          <w:rtl/>
+          <w:lang w:bidi="fa-IR"/>
+        </w:rPr>
+        <w:t>(</w:t>
+      </w:r>
+      <w:r>
+        <w:rPr>
+          <w:rFonts w:cs="2  Nazanin"/>
+          <w:sz w:val="20"/>
+          <w:szCs w:val="20"/>
           <w:lang w:bidi="fa-IR"/>
         </w:rPr>
         <w:t>Jascha Sohl-Dickstein</w:t>
@@ -3041,10 +3067,20 @@
       <w:r>
         <w:rPr>
           <w:rFonts w:cs="2  Nazanin"/>
-          <w:rtl/>
-          <w:lang w:bidi="fa-IR"/>
-        </w:rPr>
-        <w:t xml:space="preserve">) </w:t>
+          <w:sz w:val="20"/>
+          <w:szCs w:val="20"/>
+          <w:rtl/>
+          <w:lang w:bidi="fa-IR"/>
+        </w:rPr>
+        <w:t>)</w:t>
+      </w:r>
+      <w:r>
+        <w:rPr>
+          <w:rFonts w:cs="2  Nazanin"/>
+          <w:rtl/>
+          <w:lang w:bidi="fa-IR"/>
+        </w:rPr>
+        <w:t xml:space="preserve"> </w:t>
       </w:r>
       <w:r>
         <w:rPr>
@@ -3058,6 +3094,8 @@
           <w:rFonts w:cs="2  Nazanin"/>
           <w:i/>
           <w:iCs/>
+          <w:sz w:val="20"/>
+          <w:szCs w:val="20"/>
           <w:lang w:bidi="fa-IR"/>
         </w:rPr>
         <w:t>Neural Network Training Makes Beautiful Fractals</w:t>
@@ -3082,17 +3120,42 @@
           <w:rFonts w:cs="2  Nazanin"/>
           <w:i/>
           <w:iCs/>
-          <w:lang w:bidi="fa-IR"/>
-        </w:rPr>
-        <w:t>arXiv:2402.06184</w:t>
-      </w:r>
-      <w:r>
-        <w:rPr>
-          <w:rFonts w:cs="2  Nazanin"/>
-          <w:rtl/>
-          <w:lang w:bidi="fa-IR"/>
-        </w:rPr>
-        <w:t xml:space="preserve">) </w:t>
+          <w:sz w:val="20"/>
+          <w:szCs w:val="20"/>
+          <w:lang w:bidi="fa-IR"/>
+        </w:rPr>
+        <w:t>arXiv:2402.0618</w:t>
+      </w:r>
+      <w:r>
+        <w:rPr>
+          <w:rFonts w:cs="2  Nazanin"/>
+          <w:i/>
+          <w:iCs/>
+          <w:sz w:val="20"/>
+          <w:szCs w:val="20"/>
+          <w:lang w:bidi="fa-IR"/>
+        </w:rPr>
+        <w:t>4)</w:t>
+      </w:r>
+      <w:r>
+        <w:rPr>
+          <w:rFonts w:cs="2  Nazanin"/>
+          <w:i/>
+          <w:iCs/>
+          <w:sz w:val="20"/>
+          <w:szCs w:val="20"/>
+          <w:rtl/>
+          <w:lang w:bidi="fa-IR"/>
+        </w:rPr>
+        <w:t>)</w:t>
+      </w:r>
+      <w:r>
+        <w:rPr>
+          <w:rFonts w:cs="2  Nazanin"/>
+          <w:rtl/>
+          <w:lang w:bidi="fa-IR"/>
+        </w:rPr>
+        <w:t xml:space="preserve"> </w:t>
       </w:r>
       <w:r>
         <w:rPr>
@@ -3104,6 +3167,8 @@
       <w:r>
         <w:rPr>
           <w:rFonts w:cs="2  Nazanin"/>
+          <w:sz w:val="20"/>
+          <w:szCs w:val="20"/>
           <w:rtl/>
           <w:lang w:bidi="fa-IR"/>
         </w:rPr>
@@ -3112,6 +3177,8 @@
       <w:r>
         <w:rPr>
           <w:rFonts w:cs="2  Nazanin"/>
+          <w:sz w:val="20"/>
+          <w:szCs w:val="20"/>
           <w:lang w:bidi="fa-IR"/>
         </w:rPr>
         <w:t>Hyperparameter Space</w:t>
@@ -3119,10 +3186,20 @@
       <w:r>
         <w:rPr>
           <w:rFonts w:cs="2  Nazanin"/>
-          <w:rtl/>
-          <w:lang w:bidi="fa-IR"/>
-        </w:rPr>
-        <w:t xml:space="preserve">) </w:t>
+          <w:sz w:val="20"/>
+          <w:szCs w:val="20"/>
+          <w:rtl/>
+          <w:lang w:bidi="fa-IR"/>
+        </w:rPr>
+        <w:t>)</w:t>
+      </w:r>
+      <w:r>
+        <w:rPr>
+          <w:rFonts w:cs="2  Nazanin"/>
+          <w:rtl/>
+          <w:lang w:bidi="fa-IR"/>
+        </w:rPr>
+        <w:t xml:space="preserve"> </w:t>
       </w:r>
       <w:r>
         <w:rPr>
@@ -3784,10 +3861,10 @@
       </w:r>
       <w:r>
         <w:rPr>
-          <w:rFonts w:ascii="Arial" w:hAnsi="Arial" w:cs="Arial" w:hint="cs"/>
-          <w:rtl/>
-        </w:rPr>
-        <w:t>—</w:t>
+          <w:rFonts w:cs="2  Nazanin" w:hint="cs"/>
+          <w:rtl/>
+        </w:rPr>
+        <w:t>-</w:t>
       </w:r>
       <w:r>
         <w:rPr>
@@ -4519,6 +4596,8 @@
           <w:rFonts w:cs="2  Nazanin"/>
           <w:i/>
           <w:iCs/>
+          <w:sz w:val="20"/>
+          <w:szCs w:val="20"/>
           <w:lang w:bidi="fa-IR"/>
         </w:rPr>
         <w:t>Fractal Structure of Human and Primate Social Networks Optimizes Information Flow</w:t>
@@ -4536,7 +4615,7 @@
           <w:rFonts w:cs="2  Nazanin"/>
           <w:rtl/>
         </w:rPr>
-        <w:t>(«ساختار فرکتالی شبکه‌های اجتماعی انسان و نخستی‌سانان جریان اطلاعات را بهینه می‌کند»)، بروس وست و همکارانش (</w:t>
+        <w:t>«ساختار فرکتالی شبکه‌های اجتماعی انسان و نخستی‌سانان جریان اطلاعات را بهینه می‌کند»، بروس وست و همکارانش (</w:t>
       </w:r>
       <w:r>
         <w:rPr>
@@ -8733,55 +8812,18 @@
     </w:p>
     <w:p>
       <w:pPr>
-        <w:bidi/>
         <w:spacing w:after="0" w:line="240" w:lineRule="auto"/>
-        <w:jc w:val="right"/>
-        <w:rPr>
-          <w:rFonts w:cs="2  Nazanin"/>
-          <w:lang w:bidi="fa-IR"/>
-        </w:rPr>
+        <w:ind w:left="357" w:hanging="357"/>
       </w:pPr>
       <w:r>
-        <w:rPr>
-          <w:rFonts w:cs="2  Nazanin"/>
-          <w:rtl/>
-          <w:lang w:bidi="fa-IR"/>
-        </w:rPr>
-        <w:t>(</w:t>
-      </w:r>
-      <w:r>
-        <w:rPr>
-          <w:rFonts w:cs="2  Nazanin" w:hint="cs"/>
-          <w:rtl/>
-          <w:lang w:bidi="fa-IR"/>
-        </w:rPr>
-        <w:t>نسخه</w:t>
-      </w:r>
-      <w:r>
-        <w:rPr>
-          <w:rFonts w:cs="2  Nazanin"/>
-          <w:rtl/>
-          <w:lang w:bidi="fa-IR"/>
-        </w:rPr>
-        <w:t xml:space="preserve"> 1.0.1). </w:t>
+        <w:t xml:space="preserve">(Version 1.0.1). </w:t>
       </w:r>
       <w:proofErr w:type="spellStart"/>
       <w:r>
-        <w:rPr>
-          <w:rFonts w:cs="2  Nazanin"/>
-          <w:sz w:val="20"/>
-          <w:szCs w:val="20"/>
-          <w:lang w:bidi="fa-IR"/>
-        </w:rPr>
         <w:t>Zenodo</w:t>
       </w:r>
       <w:proofErr w:type="spellEnd"/>
       <w:r>
-        <w:rPr>
-          <w:rFonts w:cs="2  Nazanin"/>
-          <w:rtl/>
-          <w:lang w:bidi="fa-IR"/>
-        </w:rPr>
         <w:t>.</w:t>
       </w:r>
     </w:p>
@@ -9044,6 +9086,7 @@
         </w:r>
         <w:r>
           <w:rPr>
+            <w:rtl/>
             <w:lang w:bidi="fa-IR"/>
           </w:rPr>
           <w:fldChar w:fldCharType="separate"/>
@@ -9706,6 +9749,7 @@
   <w:style w:type="character" w:default="1" w:styleId="DefaultParagraphFont">
     <w:name w:val="Default Paragraph Font"/>
     <w:uiPriority w:val="1"/>
+    <w:semiHidden/>
     <w:unhideWhenUsed/>
   </w:style>
   <w:style w:type="table" w:default="1" w:styleId="TableNormal">
